--- a/When Overall AUC Hides Miscalibration/manuscript-pack/manuscript/When Overall AUC Hides Miscalibration - Evaluating Knowledge Tracing on Rarely Practiced Knowledge Components_blind.docx
+++ b/When Overall AUC Hides Miscalibration/manuscript-pack/manuscript/When Overall AUC Hides Miscalibration - Evaluating Knowledge Tracing on Rarely Practiced Knowledge Components_blind.docx
@@ -51,11 +51,21 @@
     <w:p>
       <w:pPr>
         <w:pStyle w:val="Affiliation"/>
+        <w:spacing w:before="0" w:after="0" w:line="20" w:lineRule="exact"/>
+        <w:rPr>
+          <w:sz w:val="2"/>
+          <w:szCs w:val="2"/>
+        </w:rPr>
       </w:pPr>
     </w:p>
     <w:p>
       <w:pPr>
         <w:pStyle w:val="Affiliation"/>
+        <w:spacing w:before="0" w:after="0" w:line="20" w:lineRule="exact"/>
+        <w:rPr>
+          <w:sz w:val="2"/>
+          <w:szCs w:val="2"/>
+        </w:rPr>
       </w:pPr>
     </w:p>
     <w:p>
@@ -63,7 +73,10 @@
         <w:pStyle w:val="Affiliation"/>
         <w:rPr>
           <w:lang w:eastAsia="zh-CN"/>
-        </w:rPr>
+          <w:sz w:val="2"/>
+          <w:szCs w:val="2"/>
+        </w:rPr>
+        <w:spacing w:before="0" w:after="0" w:line="20" w:lineRule="exact"/>
       </w:pPr>
     </w:p>
     <w:p>
@@ -91,10 +104,11 @@
         <w:ind w:firstLine="0"/>
         <w:rPr>
           <w:rFonts w:eastAsia="SimSun"/>
-          <w:sz w:val="18"/>
-          <w:szCs w:val="18"/>
+          <w:sz w:val="2"/>
+          <w:szCs w:val="2"/>
           <w:lang w:eastAsia="zh-CN"/>
         </w:rPr>
+        <w:spacing w:before="0" w:after="0" w:line="20" w:lineRule="exact"/>
       </w:pPr>
     </w:p>
     <w:p>
@@ -1264,7 +1278,7 @@
             <v:path o:extrusionok="f" gradientshapeok="t" o:connecttype="rect"/>
             <o:lock v:ext="edit" aspectratio="t"/>
           </v:shapetype>
-          <v:shape id="_x0000_i1025" type="#_x0000_t75" style="width:381.5pt;height:136.5pt">
+          <v:shape id="_x0000_i1025" type="#_x0000_t75" style="width:381.5pt;height:111pt">
             <v:imagedata r:id="rId15" o:title="fig1_pipeline"/>
             <o:lock v:ext="edit" aspectratio="f"/>
           </v:shape>
@@ -4017,7 +4031,6 @@
     <w:p>
       <w:pPr>
         <w:pStyle w:val="figurecaption0"/>
-        <w:keepNext/>
         <w:spacing w:before="40" w:after="40"/>
         <w:sectPr>
           <w:type w:val="continuous"/>
@@ -5705,7 +5718,6 @@
     <w:p>
       <w:pPr>
         <w:pStyle w:val="figurecaption0"/>
-        <w:keepNext/>
         <w:spacing w:before="40" w:after="40"/>
         <w:sectPr>
           <w:type w:val="continuous"/>
@@ -6774,7 +6786,6 @@
     <w:p>
       <w:pPr>
         <w:pStyle w:val="figurecaption0"/>
-        <w:keepNext/>
         <w:spacing w:before="40" w:after="40"/>
         <w:sectPr>
           <w:type w:val="continuous"/>
@@ -8652,31 +8663,6 @@
     </w:tbl>
     <w:p>
       <w:pPr>
-        <w:pStyle w:val="figurecaption0"/>
-        <w:keepNext/>
-        <w:spacing w:before="40" w:after="40"/>
-      </w:pPr>
-      <w:r>
-        <w:pict w14:anchorId="6205C121">
-          <v:shape id="_x0000_i1027" type="#_x0000_t75" style="width:384.5pt;height:356.5pt">
-            <v:imagedata r:id="rId17" o:title="fig2_reliability_p0"/>
-            <o:lock v:ext="edit" aspectratio="f"/>
-          </v:shape>
-        </w:pict>
-      </w:r>
-    </w:p>
-    <w:p>
-      <w:pPr>
-        <w:pStyle w:val="figurecaption0"/>
-        <w:keepNext/>
-        <w:spacing w:before="80" w:after="40"/>
-      </w:pPr>
-      <w:r>
-        <w:t>Fig. 3. Final-checkpoint reliability diagrams for DKT and T-KT (seed 42; full test history; 15 equal-width bins). Top: ASSISTments 2012, dense vs. sparse KCs. Bottom: Junyi Academy, dense vs. medium KCs (no sparse group). Tables 5 and A1 report the corresponding four-partition means. The validation-AUC checks are not plotted here.</w:t>
-      </w:r>
-    </w:p>
-    <w:p>
-      <w:pPr>
         <w:pStyle w:val="Text"/>
         <w:spacing w:line="252" w:lineRule="exact"/>
         <w:sectPr>
@@ -8734,7 +8720,6 @@
     <w:p>
       <w:pPr>
         <w:pStyle w:val="figurecaption0"/>
-        <w:keepNext/>
         <w:spacing w:before="40" w:after="40"/>
         <w:sectPr>
           <w:type w:val="continuous"/>
@@ -10259,6 +10244,31 @@
     </w:tbl>
     <w:p>
       <w:pPr>
+        <w:pStyle w:val="figurecaption0"/>
+        <w:keepNext/>
+        <w:spacing w:before="40" w:after="40"/>
+      </w:pPr>
+      <w:r>
+        <w:pict w14:anchorId="6205C121">
+          <v:shape id="_x0000_i1027" type="#_x0000_t75" style="width:384.5pt;height:356.5pt">
+            <v:imagedata r:id="rId17" o:title="fig2_reliability_p0"/>
+            <o:lock v:ext="edit" aspectratio="f"/>
+          </v:shape>
+        </w:pict>
+      </w:r>
+    </w:p>
+    <w:p>
+      <w:pPr>
+        <w:pStyle w:val="figurecaption0"/>
+        <w:keepNext/>
+        <w:spacing w:before="80" w:after="40"/>
+      </w:pPr>
+      <w:r>
+        <w:t>Fig. 3. Final-checkpoint reliability diagrams for DKT and T-KT (seed 42; full test history; 15 equal-width bins). Top: ASSISTments 2012, dense vs. sparse KCs. Bottom: Junyi Academy, dense vs. medium KCs (no sparse group). Tables 5 and A1 report the corresponding four-partition means. The validation-AUC checks are not plotted here.</w:t>
+      </w:r>
+    </w:p>
+    <w:p>
+      <w:pPr>
         <w:pStyle w:val="Text"/>
         <w:spacing w:line="252" w:lineRule="exact"/>
         <w:sectPr>
@@ -10536,7 +10546,6 @@
     <w:p>
       <w:pPr>
         <w:pStyle w:val="figurecaption0"/>
-        <w:keepNext/>
         <w:spacing w:before="40" w:after="40"/>
         <w:sectPr>
           <w:type w:val="continuous"/>
